--- a/README.docx
+++ b/README.docx
@@ -2,14 +2,6 @@
 <file path=word/document.xml><?xml version="1.0" encoding="utf-8"?>
 <w:document xmlns:w="http://schemas.openxmlformats.org/wordprocessingml/2006/main" xmlns:m="http://schemas.openxmlformats.org/officeDocument/2006/math" xmlns:r="http://schemas.openxmlformats.org/officeDocument/2006/relationships" xmlns:o="urn:schemas-microsoft-com:office:office" xmlns:v="urn:schemas-microsoft-com:vml" xmlns:w10="urn:schemas-microsoft-com:office:word" xmlns:a="http://schemas.openxmlformats.org/drawingml/2006/main" xmlns:pic="http://schemas.openxmlformats.org/drawingml/2006/picture" xmlns:wp="http://schemas.openxmlformats.org/drawingml/2006/wordprocessingDrawing">
   <w:body>
-    <w:p>
-      <w:pPr>
-        <w:pStyle w:val="Title"/>
-      </w:pPr>
-      <w:r>
-        <w:t xml:space="preserve">README</w:t>
-      </w:r>
-    </w:p>
     <w:bookmarkStart w:id="9" w:name="unofficial-java-api-for-youtube"/>
     <w:p>
       <w:pPr>
@@ -196,8 +188,8 @@
     </w:pPr>
     <w:rPr>
       <w:rFonts w:asciiTheme="majorHAnsi" w:cstheme="majorBidi" w:eastAsiaTheme="majorEastAsia" w:hAnsiTheme="majorHAnsi"/>
-      <w:sz w:val="56"/>
-      <w:szCs w:val="56"/>
+      <w:sz w:val="40"/>
+      <w:szCs w:val="40"/>
     </w:rPr>
   </w:style>
   <w:style w:customStyle="1" w:styleId="TitleChar" w:type="character">
@@ -331,8 +323,8 @@
     <w:rPr>
       <w:rFonts w:asciiTheme="majorHAnsi" w:cstheme="majorBidi" w:eastAsiaTheme="majorEastAsia" w:hAnsiTheme="majorHAnsi"/>
       <w:color w:themeColor="accent1" w:themeShade="BF" w:val="0F4761"/>
-      <w:sz w:val="40"/>
-      <w:szCs w:val="40"/>
+      <w:sz w:val="32"/>
+      <w:szCs w:val="32"/>
     </w:rPr>
   </w:style>
   <w:style w:styleId="Heading2" w:type="paragraph">
@@ -354,8 +346,8 @@
     <w:rPr>
       <w:rFonts w:asciiTheme="majorHAnsi" w:cstheme="majorBidi" w:eastAsiaTheme="majorEastAsia" w:hAnsiTheme="majorHAnsi"/>
       <w:color w:themeColor="accent1" w:themeShade="BF" w:val="0F4761"/>
-      <w:sz w:val="32"/>
-      <w:szCs w:val="32"/>
+      <w:sz w:val="26"/>
+      <w:szCs w:val="26"/>
     </w:rPr>
   </w:style>
   <w:style w:styleId="Heading3" w:type="paragraph">
@@ -377,8 +369,8 @@
     <w:rPr>
       <w:rFonts w:cstheme="majorBidi" w:eastAsiaTheme="majorEastAsia"/>
       <w:color w:themeColor="accent1" w:themeShade="BF" w:val="0F4761"/>
-      <w:sz w:val="28"/>
-      <w:szCs w:val="28"/>
+      <w:sz w:val="24"/>
+      <w:szCs w:val="24"/>
     </w:rPr>
   </w:style>
   <w:style w:styleId="Heading4" w:type="paragraph">
@@ -398,6 +390,8 @@
       <w:outlineLvl w:val="3"/>
     </w:pPr>
     <w:rPr>
+      <w:sz w:val="22"/>
+      <w:szCs w:val="22"/>
       <w:rFonts w:cstheme="majorBidi" w:eastAsiaTheme="majorEastAsia"/>
       <w:i/>
       <w:iCs/>
